--- a/Documentacion/MeetHub-DB.docx
+++ b/Documentacion/MeetHub-DB.docx
@@ -21,26 +21,26 @@
           <w:szCs w:val="36"/>
         </w:rPr>
         <w:drawing>
-          <wp:anchor distT="0" distB="0" distL="114300" distR="114300" simplePos="0" relativeHeight="251658240" behindDoc="0" locked="0" layoutInCell="1" allowOverlap="1" wp14:anchorId="15E3A84D" wp14:editId="7E258B7A">
+          <wp:anchor distT="0" distB="0" distL="114300" distR="114300" simplePos="0" relativeHeight="251660288" behindDoc="0" locked="0" layoutInCell="1" allowOverlap="1" wp14:anchorId="71CAD7F5" wp14:editId="4F3ED650">
             <wp:simplePos x="0" y="0"/>
             <wp:positionH relativeFrom="page">
-              <wp:align>left</wp:align>
+              <wp:posOffset>0</wp:posOffset>
             </wp:positionH>
             <wp:positionV relativeFrom="paragraph">
-              <wp:posOffset>347980</wp:posOffset>
+              <wp:posOffset>355600</wp:posOffset>
             </wp:positionV>
-            <wp:extent cx="7775464" cy="3219450"/>
-            <wp:effectExtent l="0" t="0" r="0" b="0"/>
+            <wp:extent cx="7573645" cy="3344545"/>
+            <wp:effectExtent l="0" t="0" r="8255" b="8255"/>
             <wp:wrapThrough wrapText="bothSides">
               <wp:wrapPolygon edited="0">
                 <wp:start x="0" y="0"/>
-                <wp:lineTo x="0" y="21472"/>
-                <wp:lineTo x="21540" y="21472"/>
-                <wp:lineTo x="21540" y="0"/>
+                <wp:lineTo x="0" y="21530"/>
+                <wp:lineTo x="21569" y="21530"/>
+                <wp:lineTo x="21569" y="0"/>
                 <wp:lineTo x="0" y="0"/>
               </wp:wrapPolygon>
             </wp:wrapThrough>
-            <wp:docPr id="656912972" name="Imagen 1"/>
+            <wp:docPr id="811789297" name="Imagen 2"/>
             <wp:cNvGraphicFramePr>
               <a:graphicFrameLocks xmlns:a="http://schemas.openxmlformats.org/drawingml/2006/main" noChangeAspect="1"/>
             </wp:cNvGraphicFramePr>
@@ -48,7 +48,7 @@
               <a:graphicData uri="http://schemas.openxmlformats.org/drawingml/2006/picture">
                 <pic:pic xmlns:pic="http://schemas.openxmlformats.org/drawingml/2006/picture">
                   <pic:nvPicPr>
-                    <pic:cNvPr id="0" name="Picture 1"/>
+                    <pic:cNvPr id="0" name="Picture 2"/>
                     <pic:cNvPicPr>
                       <a:picLocks noChangeAspect="1" noChangeArrowheads="1"/>
                     </pic:cNvPicPr>
@@ -61,13 +61,13 @@
                         </a:ext>
                       </a:extLst>
                     </a:blip>
-                    <a:srcRect l="4243" r="1212"/>
+                    <a:srcRect l="6567"/>
                     <a:stretch/>
                   </pic:blipFill>
                   <pic:spPr bwMode="auto">
                     <a:xfrm>
                       <a:off x="0" y="0"/>
-                      <a:ext cx="7775464" cy="3219450"/>
+                      <a:ext cx="7573645" cy="3344545"/>
                     </a:xfrm>
                     <a:prstGeom prst="rect">
                       <a:avLst/>
@@ -280,6 +280,29 @@
           <w:sz w:val="28"/>
           <w:szCs w:val="28"/>
         </w:rPr>
+        <w:t>avatar</w:t>
+      </w:r>
+    </w:p>
+    <w:p>
+      <w:pPr>
+        <w:numPr>
+          <w:ilvl w:val="1"/>
+          <w:numId w:val="1"/>
+        </w:numPr>
+        <w:rPr>
+          <w:b/>
+          <w:bCs/>
+          <w:sz w:val="28"/>
+          <w:szCs w:val="28"/>
+        </w:rPr>
+      </w:pPr>
+      <w:r>
+        <w:rPr>
+          <w:b/>
+          <w:bCs/>
+          <w:sz w:val="28"/>
+          <w:szCs w:val="28"/>
+        </w:rPr>
         <w:t>token_google</w:t>
       </w:r>
     </w:p>
@@ -484,6 +507,7 @@
           <w:sz w:val="28"/>
           <w:szCs w:val="28"/>
         </w:rPr>
+        <w:lastRenderedPageBreak/>
         <w:t>fecha</w:t>
       </w:r>
     </w:p>
@@ -507,7 +531,29 @@
           <w:sz w:val="28"/>
           <w:szCs w:val="28"/>
         </w:rPr>
-        <w:lastRenderedPageBreak/>
+        <w:t>acta</w:t>
+      </w:r>
+    </w:p>
+    <w:p>
+      <w:pPr>
+        <w:numPr>
+          <w:ilvl w:val="1"/>
+          <w:numId w:val="1"/>
+        </w:numPr>
+        <w:rPr>
+          <w:b/>
+          <w:bCs/>
+          <w:sz w:val="28"/>
+          <w:szCs w:val="28"/>
+        </w:rPr>
+      </w:pPr>
+      <w:r>
+        <w:rPr>
+          <w:b/>
+          <w:bCs/>
+          <w:sz w:val="28"/>
+          <w:szCs w:val="28"/>
+        </w:rPr>
         <w:t xml:space="preserve">id_usuario </w:t>
       </w:r>
       <w:r>
@@ -567,14 +613,34 @@
           <w:szCs w:val="28"/>
         </w:rPr>
       </w:pPr>
-      <w:r>
-        <w:rPr>
-          <w:b/>
-          <w:bCs/>
-          <w:sz w:val="28"/>
-          <w:szCs w:val="28"/>
-        </w:rPr>
-        <w:t xml:space="preserve">id_asistencia </w:t>
+      <w:proofErr w:type="spellStart"/>
+      <w:r>
+        <w:rPr>
+          <w:b/>
+          <w:bCs/>
+          <w:sz w:val="28"/>
+          <w:szCs w:val="28"/>
+        </w:rPr>
+        <w:t>id_</w:t>
+      </w:r>
+      <w:r>
+        <w:rPr>
+          <w:b/>
+          <w:bCs/>
+          <w:sz w:val="28"/>
+          <w:szCs w:val="28"/>
+        </w:rPr>
+        <w:t>invitacion</w:t>
+      </w:r>
+      <w:proofErr w:type="spellEnd"/>
+      <w:r>
+        <w:rPr>
+          <w:b/>
+          <w:bCs/>
+          <w:sz w:val="28"/>
+          <w:szCs w:val="28"/>
+        </w:rPr>
+        <w:t xml:space="preserve"> </w:t>
       </w:r>
       <w:r>
         <w:rPr>
@@ -689,6 +755,7 @@
     </w:p>
     <w:p>
       <w:pPr>
+        <w:spacing w:line="480" w:lineRule="auto"/>
         <w:jc w:val="center"/>
         <w:rPr>
           <w:b/>
@@ -709,18 +776,8 @@
     </w:p>
     <w:p>
       <w:pPr>
-        <w:jc w:val="center"/>
-        <w:rPr>
-          <w:b/>
-          <w:bCs/>
-          <w:sz w:val="36"/>
-          <w:szCs w:val="36"/>
-        </w:rPr>
-      </w:pPr>
-    </w:p>
-    <w:p>
-      <w:pPr>
         <w:pStyle w:val="Prrafodelista"/>
+        <w:spacing w:line="360" w:lineRule="auto"/>
         <w:rPr>
           <w:b/>
           <w:bCs/>
@@ -737,17 +794,6 @@
         </w:rPr>
         <w:t>Primera Forma Normal (1FN):</w:t>
       </w:r>
-    </w:p>
-    <w:p>
-      <w:pPr>
-        <w:pStyle w:val="Prrafodelista"/>
-        <w:rPr>
-          <w:b/>
-          <w:bCs/>
-          <w:sz w:val="28"/>
-          <w:szCs w:val="28"/>
-        </w:rPr>
-      </w:pPr>
     </w:p>
     <w:p>
       <w:pPr>
@@ -798,21 +844,7 @@
           <w:sz w:val="28"/>
           <w:szCs w:val="28"/>
         </w:rPr>
-        <w:t xml:space="preserve"> ya están en 1FN, ya que no tienen atributos </w:t>
-      </w:r>
-      <w:r>
-        <w:rPr>
-          <w:sz w:val="28"/>
-          <w:szCs w:val="28"/>
-        </w:rPr>
-        <w:t>multivaluados</w:t>
-      </w:r>
-      <w:r>
-        <w:rPr>
-          <w:sz w:val="28"/>
-          <w:szCs w:val="28"/>
-        </w:rPr>
-        <w:t>.</w:t>
+        <w:t xml:space="preserve"> ya están en 1FN, ya que no tienen atributos multivaluados.</w:t>
       </w:r>
     </w:p>
     <w:p>
@@ -862,6 +894,7 @@
     <w:p>
       <w:pPr>
         <w:pStyle w:val="Prrafodelista"/>
+        <w:spacing w:line="360" w:lineRule="auto"/>
         <w:rPr>
           <w:b/>
           <w:bCs/>
@@ -878,17 +911,6 @@
         </w:rPr>
         <w:t>Segunda Forma Normal (2FN):</w:t>
       </w:r>
-    </w:p>
-    <w:p>
-      <w:pPr>
-        <w:pStyle w:val="Prrafodelista"/>
-        <w:rPr>
-          <w:b/>
-          <w:bCs/>
-          <w:sz w:val="28"/>
-          <w:szCs w:val="28"/>
-        </w:rPr>
-      </w:pPr>
     </w:p>
     <w:p>
       <w:pPr>
@@ -1038,6 +1060,7 @@
     <w:p>
       <w:pPr>
         <w:pStyle w:val="Prrafodelista"/>
+        <w:spacing w:line="360" w:lineRule="auto"/>
         <w:rPr>
           <w:b/>
           <w:bCs/>
@@ -1054,17 +1077,6 @@
         </w:rPr>
         <w:t>Tercera Forma Normal (3FN):</w:t>
       </w:r>
-    </w:p>
-    <w:p>
-      <w:pPr>
-        <w:pStyle w:val="Prrafodelista"/>
-        <w:rPr>
-          <w:b/>
-          <w:bCs/>
-          <w:sz w:val="28"/>
-          <w:szCs w:val="28"/>
-        </w:rPr>
-      </w:pPr>
     </w:p>
     <w:p>
       <w:pPr>
@@ -1190,26 +1202,26 @@
         </w:rPr>
         <w:lastRenderedPageBreak/>
         <w:drawing>
-          <wp:anchor distT="0" distB="0" distL="114300" distR="114300" simplePos="0" relativeHeight="251659264" behindDoc="0" locked="0" layoutInCell="1" allowOverlap="1" wp14:anchorId="34A66D95" wp14:editId="601A8B62">
+          <wp:anchor distT="0" distB="0" distL="114300" distR="114300" simplePos="0" relativeHeight="251661312" behindDoc="0" locked="0" layoutInCell="1" allowOverlap="1" wp14:anchorId="4FFAC806" wp14:editId="534FD704">
             <wp:simplePos x="0" y="0"/>
-            <wp:positionH relativeFrom="margin">
-              <wp:posOffset>-85594</wp:posOffset>
+            <wp:positionH relativeFrom="column">
+              <wp:posOffset>5715</wp:posOffset>
             </wp:positionH>
             <wp:positionV relativeFrom="paragraph">
-              <wp:posOffset>407955</wp:posOffset>
+              <wp:posOffset>221615</wp:posOffset>
             </wp:positionV>
-            <wp:extent cx="5832475" cy="8481695"/>
+            <wp:extent cx="5684758" cy="8667750"/>
             <wp:effectExtent l="0" t="0" r="0" b="0"/>
             <wp:wrapThrough wrapText="bothSides">
               <wp:wrapPolygon edited="0">
                 <wp:start x="0" y="0"/>
-                <wp:lineTo x="0" y="21540"/>
-                <wp:lineTo x="21518" y="21540"/>
-                <wp:lineTo x="21518" y="0"/>
+                <wp:lineTo x="0" y="21553"/>
+                <wp:lineTo x="21499" y="21553"/>
+                <wp:lineTo x="21499" y="0"/>
                 <wp:lineTo x="0" y="0"/>
               </wp:wrapPolygon>
             </wp:wrapThrough>
-            <wp:docPr id="185664319" name="Imagen 2"/>
+            <wp:docPr id="1885637585" name="Imagen 3"/>
             <wp:cNvGraphicFramePr>
               <a:graphicFrameLocks xmlns:a="http://schemas.openxmlformats.org/drawingml/2006/main" noChangeAspect="1"/>
             </wp:cNvGraphicFramePr>
@@ -1217,7 +1229,7 @@
               <a:graphicData uri="http://schemas.openxmlformats.org/drawingml/2006/picture">
                 <pic:pic xmlns:pic="http://schemas.openxmlformats.org/drawingml/2006/picture">
                   <pic:nvPicPr>
-                    <pic:cNvPr id="0" name="Picture 2"/>
+                    <pic:cNvPr id="0" name="Picture 3"/>
                     <pic:cNvPicPr>
                       <a:picLocks noChangeAspect="1" noChangeArrowheads="1"/>
                     </pic:cNvPicPr>
@@ -1238,7 +1250,7 @@
                   <pic:spPr bwMode="auto">
                     <a:xfrm>
                       <a:off x="0" y="0"/>
-                      <a:ext cx="5832475" cy="8481695"/>
+                      <a:ext cx="5685747" cy="8669258"/>
                     </a:xfrm>
                     <a:prstGeom prst="rect">
                       <a:avLst/>
@@ -2342,6 +2354,7 @@
   <w:style w:type="character" w:default="1" w:styleId="Fuentedeprrafopredeter">
     <w:name w:val="Default Paragraph Font"/>
     <w:uiPriority w:val="1"/>
+    <w:semiHidden/>
     <w:unhideWhenUsed/>
   </w:style>
   <w:style w:type="table" w:default="1" w:styleId="Tablanormal">
